--- a/COMP SCI NEA THOMAS JUBB/Documents/5.Post Prototype Refinement of Design (CHANGED)/5. Post Prototype Refinement of Design .docx
+++ b/COMP SCI NEA THOMAS JUBB/Documents/5.Post Prototype Refinement of Design (CHANGED)/5. Post Prototype Refinement of Design .docx
@@ -154,6 +154,7 @@
                               <w:dataBinding w:prefixMappings="xmlns:ns0='http://schemas.openxmlformats.org/package/2006/metadata/core-properties' xmlns:ns1='http://purl.org/dc/elements/1.1/'" w:xpath="/ns0:coreProperties[1]/ns1:creator[1]" w:storeItemID="{6C3C8BC8-F283-45AE-878A-BAB7291924A1}"/>
                               <w:text/>
                             </w:sdtPr>
+                            <w:sdtEndPr/>
                             <w:sdtContent>
                               <w:r>
                                 <w:rPr>
@@ -434,6 +435,7 @@
                               <w:dataBinding w:prefixMappings="xmlns:ns0='http://schemas.microsoft.com/office/2006/coverPageProps'" w:xpath="/ns0:CoverPageProperties[1]/ns0:Abstract[1]" w:storeItemID="{55AF091B-3C7A-41E3-B477-F2FDAA23CFDA}"/>
                               <w:text/>
                             </w:sdtPr>
+                            <w:sdtEndPr/>
                             <w:sdtContent>
                               <w:r>
                                 <w:rPr>
@@ -839,6 +841,7 @@
                             <w:dataBinding w:prefixMappings="xmlns:ns0='http://schemas.openxmlformats.org/package/2006/metadata/core-properties' xmlns:ns1='http://purl.org/dc/elements/1.1/'" w:xpath="/ns0:coreProperties[1]/ns1:title[1]" w:storeItemID="{6C3C8BC8-F283-45AE-878A-BAB7291924A1}"/>
                             <w:text/>
                           </w:sdtPr>
+                          <w:sdtEndPr/>
                           <w:sdtContent>
                             <w:p>
                               <w:pPr>
@@ -878,6 +881,7 @@
                             <w:dataBinding w:prefixMappings="xmlns:ns0='http://schemas.openxmlformats.org/package/2006/metadata/core-properties' xmlns:ns1='http://purl.org/dc/elements/1.1/'" w:xpath="/ns0:coreProperties[1]/ns1:subject[1]" w:storeItemID="{6C3C8BC8-F283-45AE-878A-BAB7291924A1}"/>
                             <w:text/>
                           </w:sdtPr>
+                          <w:sdtEndPr/>
                           <w:sdtContent>
                             <w:p>
                               <w:pPr>
@@ -1234,7 +1238,10 @@
           </w:tcPr>
           <w:p>
             <w:r>
-              <w:t>Can the user update their preferences?</w:t>
+              <w:t xml:space="preserve">Can the </w:t>
+            </w:r>
+            <w:r>
+              <w:t>user see upcoming fights?</w:t>
             </w:r>
           </w:p>
         </w:tc>
@@ -1244,7 +1251,7 @@
           </w:tcPr>
           <w:p>
             <w:r>
-              <w:t>Allow preference update</w:t>
+              <w:t>No design change because this is outside of the scope of my project (my project is made for looking at past stats)</w:t>
             </w:r>
           </w:p>
         </w:tc>
@@ -1256,7 +1263,7 @@
           </w:tcPr>
           <w:p>
             <w:r>
-              <w:t>Can a user identify a favourite fighter?</w:t>
+              <w:t>Can the user update their preferences?</w:t>
             </w:r>
           </w:p>
         </w:tc>
@@ -1266,10 +1273,7 @@
           </w:tcPr>
           <w:p>
             <w:r>
-              <w:t>Let</w:t>
-            </w:r>
-            <w:r>
-              <w:t xml:space="preserve"> user set favourite fighter and let the favourite fighter affect preference scores</w:t>
+              <w:t>Allow preference update</w:t>
             </w:r>
           </w:p>
         </w:tc>
@@ -1281,7 +1285,7 @@
           </w:tcPr>
           <w:p>
             <w:r>
-              <w:t>Do the stars at signup change the leaderboard filtering?</w:t>
+              <w:t>Can a user identify a favourite fighter?</w:t>
             </w:r>
           </w:p>
         </w:tc>
@@ -1291,10 +1295,12 @@
           </w:tcPr>
           <w:p>
             <w:r>
-              <w:t>Preference scores/preference-based filtering</w:t>
-            </w:r>
-          </w:p>
-          <w:p/>
+              <w:t>Let</w:t>
+            </w:r>
+            <w:r>
+              <w:t xml:space="preserve"> user set favourite fighter and let the favourite fighter affect preference scores</w:t>
+            </w:r>
+          </w:p>
         </w:tc>
       </w:tr>
       <w:tr>
@@ -1304,7 +1310,7 @@
           </w:tcPr>
           <w:p>
             <w:r>
-              <w:t>Will you show the dates of fights for fighters?</w:t>
+              <w:t>Do the stars at signup change the leaderboard filtering?</w:t>
             </w:r>
           </w:p>
         </w:tc>
@@ -1314,9 +1320,10 @@
           </w:tcPr>
           <w:p>
             <w:r>
-              <w:t>Show fight dates off events table (should’ve been done anyway)</w:t>
-            </w:r>
-          </w:p>
+              <w:t>Preference scores/preference-based filtering</w:t>
+            </w:r>
+          </w:p>
+          <w:p/>
         </w:tc>
       </w:tr>
       <w:tr>
@@ -1326,7 +1333,7 @@
           </w:tcPr>
           <w:p>
             <w:r>
-              <w:t>Can the fights be sorted for most recent?</w:t>
+              <w:t>Will you show the dates of fights for fighters?</w:t>
             </w:r>
           </w:p>
         </w:tc>
@@ -1336,7 +1343,7 @@
           </w:tcPr>
           <w:p>
             <w:r>
-              <w:t>Filter based on fight date (linked to latter)</w:t>
+              <w:t>Show fight dates off events table (should’ve been done anyway)</w:t>
             </w:r>
           </w:p>
         </w:tc>
@@ -1348,7 +1355,7 @@
           </w:tcPr>
           <w:p>
             <w:r>
-              <w:t>Can the drop down be changed so you can’t get the same fighter in the odds calculation?</w:t>
+              <w:t>Can the fights be sorted for most recent?</w:t>
             </w:r>
           </w:p>
         </w:tc>
@@ -1358,13 +1365,7 @@
           </w:tcPr>
           <w:p>
             <w:r>
-              <w:t>C</w:t>
-            </w:r>
-            <w:r>
-              <w:t>hange odds query to redact same fighter from list</w:t>
-            </w:r>
-            <w:r>
-              <w:t xml:space="preserve"> in drop down boxes on odds calculators</w:t>
+              <w:t>Filter based on fight date (linked to latter)</w:t>
             </w:r>
           </w:p>
         </w:tc>
@@ -1376,6 +1377,34 @@
           </w:tcPr>
           <w:p>
             <w:r>
+              <w:t>Can the drop down be changed so you can’t get the same fighter in the odds calculation?</w:t>
+            </w:r>
+          </w:p>
+        </w:tc>
+        <w:tc>
+          <w:tcPr>
+            <w:tcW w:w="4508" w:type="dxa"/>
+          </w:tcPr>
+          <w:p>
+            <w:r>
+              <w:t>C</w:t>
+            </w:r>
+            <w:r>
+              <w:t>hange odds query to redact same fighter from list</w:t>
+            </w:r>
+            <w:r>
+              <w:t xml:space="preserve"> in drop down boxes on odds calculators</w:t>
+            </w:r>
+          </w:p>
+        </w:tc>
+      </w:tr>
+      <w:tr>
+        <w:tc>
+          <w:tcPr>
+            <w:tcW w:w="4508" w:type="dxa"/>
+          </w:tcPr>
+          <w:p>
+            <w:r>
               <w:t>Can you add more stats to the fighter page (height/reach)</w:t>
             </w:r>
           </w:p>
@@ -1395,6 +1424,36 @@
         </w:tc>
       </w:tr>
     </w:tbl>
+    <w:p>
+      <w:pPr>
+        <w:pStyle w:val="Heading2"/>
+      </w:pPr>
+      <w:r>
+        <w:t>Objective amendment</w:t>
+      </w:r>
+    </w:p>
+    <w:p>
+      <w:r>
+        <w:t xml:space="preserve">I have chosen to remove the UFC scraper </w:t>
+      </w:r>
+      <w:r>
+        <w:t>since</w:t>
+      </w:r>
+      <w:r>
+        <w:t xml:space="preserve"> the package I thought I could use to implement the feature </w:t>
+      </w:r>
+      <w:r>
+        <w:t xml:space="preserve">is now deprecated. I think that if I were to keep it in it would make the project quite a bit more unstable which isn’t worth it </w:t>
+      </w:r>
+      <w:proofErr w:type="gramStart"/>
+      <w:r>
+        <w:t>due to the fact that</w:t>
+      </w:r>
+      <w:proofErr w:type="gramEnd"/>
+      <w:r>
+        <w:t xml:space="preserve"> it’s just meant to be a demo feature.</w:t>
+      </w:r>
+    </w:p>
     <w:p>
       <w:pPr>
         <w:pStyle w:val="Heading2"/>
@@ -1423,7 +1482,6 @@
         <w:pStyle w:val="Heading2"/>
       </w:pPr>
       <w:r>
-        <w:lastRenderedPageBreak/>
         <w:t>List of design changes</w:t>
       </w:r>
     </w:p>
@@ -1934,7 +1992,6 @@
           </w:tcPr>
           <w:p>
             <w:r>
-              <w:lastRenderedPageBreak/>
               <w:t>Sub-Problem</w:t>
             </w:r>
           </w:p>
@@ -2485,6 +2542,7 @@
           </w:tcPr>
           <w:p>
             <w:r>
+              <w:lastRenderedPageBreak/>
               <w:t>When the user clicks submit on the survey, save favourite fighter to user info</w:t>
             </w:r>
           </w:p>
@@ -2545,11 +2603,7 @@
           </w:tcPr>
           <w:p>
             <w:r>
-              <w:t xml:space="preserve">Adding favourite fighter to </w:t>
-            </w:r>
-            <w:r>
-              <w:lastRenderedPageBreak/>
-              <w:t>entertainment score calculation, also giving it a new formula to add width to take it into account</w:t>
+              <w:t>Adding favourite fighter to entertainment score calculation, also giving it a new formula to add width to take it into account</w:t>
             </w:r>
           </w:p>
         </w:tc>
@@ -2559,13 +2613,11 @@
           </w:tcPr>
           <w:p>
             <w:r>
-              <w:lastRenderedPageBreak/>
               <w:t xml:space="preserve">Match up rates in a list </w:t>
             </w:r>
           </w:p>
           <w:p>
             <w:r>
-              <w:lastRenderedPageBreak/>
               <w:t>Methods in fights table</w:t>
             </w:r>
           </w:p>
@@ -2581,7 +2633,6 @@
           </w:tcPr>
           <w:p>
             <w:r>
-              <w:lastRenderedPageBreak/>
               <w:t>For each quality, if the number of method wins is more than average, apply this formula</w:t>
             </w:r>
           </w:p>
@@ -2590,7 +2641,6 @@
               <w:rPr>
                 <w:noProof/>
               </w:rPr>
-              <w:lastRenderedPageBreak/>
               <w:drawing>
                 <wp:inline distT="0" distB="0" distL="0" distR="0" wp14:anchorId="48042D76" wp14:editId="695A2E07">
                   <wp:extent cx="1811674" cy="144116"/>
@@ -2641,11 +2691,7 @@
           <w:p/>
           <w:p>
             <w:r>
-              <w:t xml:space="preserve">Display the entertainment </w:t>
-            </w:r>
-            <w:r>
-              <w:lastRenderedPageBreak/>
-              <w:t>score underneath the odds</w:t>
+              <w:t>Display the entertainment score underneath the odds</w:t>
             </w:r>
           </w:p>
         </w:tc>
@@ -2655,7 +2701,6 @@
           </w:tcPr>
           <w:p>
             <w:r>
-              <w:lastRenderedPageBreak/>
               <w:t>Change</w:t>
             </w:r>
             <w:r>
@@ -3065,7 +3110,11 @@
           </w:p>
           <w:p>
             <w:r>
-              <w:t>Decrement height/reach button (+ and -)</w:t>
+              <w:t xml:space="preserve">Decrement height/reach </w:t>
+            </w:r>
+            <w:r>
+              <w:lastRenderedPageBreak/>
+              <w:t>button (+ and -)</w:t>
             </w:r>
           </w:p>
         </w:tc>
@@ -3075,7 +3124,12 @@
           </w:tcPr>
           <w:p>
             <w:r>
-              <w:t xml:space="preserve">If the user clicks the increment button increment the inches, let it roll onto feet if 11 inch / 0-inch threshold crossed. Don’t let the number go down if the values 4’10” or 7’5” are hit. </w:t>
+              <w:lastRenderedPageBreak/>
+              <w:t xml:space="preserve">If the user clicks the increment button increment the inches, let it roll onto feet if 11 inch / 0-inch threshold crossed. Don’t </w:t>
+            </w:r>
+            <w:r>
+              <w:lastRenderedPageBreak/>
+              <w:t xml:space="preserve">let the number go down if the values 4’10” or 7’5” are hit. </w:t>
             </w:r>
           </w:p>
         </w:tc>
@@ -3085,6 +3139,7 @@
           </w:tcPr>
           <w:p>
             <w:r>
+              <w:lastRenderedPageBreak/>
               <w:t>New height and reach change ready to submit</w:t>
             </w:r>
           </w:p>
@@ -3198,7 +3253,6 @@
           </w:tcPr>
           <w:p>
             <w:r>
-              <w:lastRenderedPageBreak/>
               <w:t>If the fighter’s profile URL is blank, display off a photo of a default picture, if not run a http request</w:t>
             </w:r>
           </w:p>
@@ -3593,7 +3647,24 @@
       <w:pPr>
         <w:pStyle w:val="Heading2"/>
       </w:pPr>
+    </w:p>
+    <w:p>
+      <w:pPr>
+        <w:pStyle w:val="Heading2"/>
+      </w:pPr>
+    </w:p>
+    <w:p>
+      <w:pPr>
+        <w:pStyle w:val="Heading2"/>
+      </w:pPr>
+    </w:p>
+    <w:p/>
+    <w:p>
+      <w:pPr>
+        <w:pStyle w:val="Heading2"/>
+      </w:pPr>
       <w:r>
+        <w:lastRenderedPageBreak/>
         <w:t xml:space="preserve">Restructured data </w:t>
       </w:r>
     </w:p>
@@ -3712,6 +3783,8 @@
         <w:t>.</w:t>
       </w:r>
     </w:p>
+    <w:p/>
+    <w:p/>
     <w:tbl>
       <w:tblPr>
         <w:tblStyle w:val="TableGrid"/>
@@ -3913,7 +3986,6 @@
     </w:tbl>
     <w:p>
       <w:r>
-        <w:lastRenderedPageBreak/>
         <w:t>*Both height and reach will be validate</w:t>
       </w:r>
       <w:r>
@@ -6118,37 +6190,6 @@
 </file>
 
 <file path=customXml/item1.xml><?xml version="1.0" encoding="utf-8"?>
-<b:Sources xmlns:b="http://schemas.openxmlformats.org/officeDocument/2006/bibliography" xmlns="http://schemas.openxmlformats.org/officeDocument/2006/bibliography" SelectedStyle="\APASixthEditionOfficeOnline.xsl" StyleName="APA" Version="6"/>
-</file>
-
-<file path=customXml/item2.xml><?xml version="1.0" encoding="utf-8"?>
-<p:properties xmlns:p="http://schemas.microsoft.com/office/2006/metadata/properties" xmlns:xsi="http://www.w3.org/2001/XMLSchema-instance" xmlns:pc="http://schemas.microsoft.com/office/infopath/2007/PartnerControls">
-  <documentManagement>
-    <SharedWithUsers xmlns="10d644ba-cf16-43e8-a31a-a6f565d9c224">
-      <UserInfo>
-        <DisplayName/>
-        <AccountId xsi:nil="true"/>
-        <AccountType/>
-      </UserInfo>
-    </SharedWithUsers>
-    <TaxCatchAll xmlns="10d644ba-cf16-43e8-a31a-a6f565d9c224" xsi:nil="true"/>
-    <lcf76f155ced4ddcb4097134ff3c332f xmlns="9f27979c-cb1a-4f8c-bada-64f9d3ac4d94">
-      <Terms xmlns="http://schemas.microsoft.com/office/infopath/2007/PartnerControls"/>
-    </lcf76f155ced4ddcb4097134ff3c332f>
-  </documentManagement>
-</p:properties>
-</file>
-
-<file path=customXml/item3.xml><?xml version="1.0" encoding="utf-8"?>
-<?mso-contentType ?>
-<FormTemplates xmlns="http://schemas.microsoft.com/sharepoint/v3/contenttype/forms">
-  <Display>DocumentLibraryForm</Display>
-  <Edit>DocumentLibraryForm</Edit>
-  <New>DocumentLibraryForm</New>
-</FormTemplates>
-</file>
-
-<file path=customXml/item4.xml><?xml version="1.0" encoding="utf-8"?>
 <ct:contentTypeSchema xmlns:ct="http://schemas.microsoft.com/office/2006/metadata/contentType" xmlns:ma="http://schemas.microsoft.com/office/2006/metadata/properties/metaAttributes" ct:_="" ma:_="" ma:contentTypeName="Document" ma:contentTypeID="0x010100B31D159F86750749BAD869CB65D39E6C" ma:contentTypeVersion="17" ma:contentTypeDescription="Create a new document." ma:contentTypeScope="" ma:versionID="1ebc239d2c6f30d4872a581e6cc387c4">
   <xsd:schema xmlns:xsd="http://www.w3.org/2001/XMLSchema" xmlns:xs="http://www.w3.org/2001/XMLSchema" xmlns:p="http://schemas.microsoft.com/office/2006/metadata/properties" xmlns:ns2="9f27979c-cb1a-4f8c-bada-64f9d3ac4d94" xmlns:ns3="10d644ba-cf16-43e8-a31a-a6f565d9c224" targetNamespace="http://schemas.microsoft.com/office/2006/metadata/properties" ma:root="true" ma:fieldsID="9f0339a2a807b989c905ef11c72c70d8" ns2:_="" ns3:_="">
     <xsd:import namespace="9f27979c-cb1a-4f8c-bada-64f9d3ac4d94"/>
@@ -6397,34 +6438,38 @@
 </ct:contentTypeSchema>
 </file>
 
-<file path=customXml/itemProps1.xml><?xml version="1.0" encoding="utf-8"?>
-<ds:datastoreItem xmlns:ds="http://schemas.openxmlformats.org/officeDocument/2006/customXml" ds:itemID="{A2019CE5-75F5-4B97-B724-0EC6D712A1F6}">
-  <ds:schemaRefs>
-    <ds:schemaRef ds:uri="http://schemas.openxmlformats.org/officeDocument/2006/bibliography"/>
-  </ds:schemaRefs>
-</ds:datastoreItem>
+<file path=customXml/item2.xml><?xml version="1.0" encoding="utf-8"?>
+<b:Sources xmlns:b="http://schemas.openxmlformats.org/officeDocument/2006/bibliography" xmlns="http://schemas.openxmlformats.org/officeDocument/2006/bibliography" SelectedStyle="\APASixthEditionOfficeOnline.xsl" StyleName="APA" Version="6"/>
 </file>
 
-<file path=customXml/itemProps2.xml><?xml version="1.0" encoding="utf-8"?>
-<ds:datastoreItem xmlns:ds="http://schemas.openxmlformats.org/officeDocument/2006/customXml" ds:itemID="{FB0ED61A-B168-4516-985B-83CA754F1BF1}">
-  <ds:schemaRefs>
-    <ds:schemaRef ds:uri="http://schemas.microsoft.com/office/2006/metadata/properties"/>
-    <ds:schemaRef ds:uri="http://schemas.microsoft.com/office/infopath/2007/PartnerControls"/>
-    <ds:schemaRef ds:uri="10d644ba-cf16-43e8-a31a-a6f565d9c224"/>
-    <ds:schemaRef ds:uri="9f27979c-cb1a-4f8c-bada-64f9d3ac4d94"/>
-  </ds:schemaRefs>
-</ds:datastoreItem>
+<file path=customXml/item3.xml><?xml version="1.0" encoding="utf-8"?>
+<p:properties xmlns:p="http://schemas.microsoft.com/office/2006/metadata/properties" xmlns:xsi="http://www.w3.org/2001/XMLSchema-instance" xmlns:pc="http://schemas.microsoft.com/office/infopath/2007/PartnerControls">
+  <documentManagement>
+    <SharedWithUsers xmlns="10d644ba-cf16-43e8-a31a-a6f565d9c224">
+      <UserInfo>
+        <DisplayName/>
+        <AccountId xsi:nil="true"/>
+        <AccountType/>
+      </UserInfo>
+    </SharedWithUsers>
+    <TaxCatchAll xmlns="10d644ba-cf16-43e8-a31a-a6f565d9c224" xsi:nil="true"/>
+    <lcf76f155ced4ddcb4097134ff3c332f xmlns="9f27979c-cb1a-4f8c-bada-64f9d3ac4d94">
+      <Terms xmlns="http://schemas.microsoft.com/office/infopath/2007/PartnerControls"/>
+    </lcf76f155ced4ddcb4097134ff3c332f>
+  </documentManagement>
+</p:properties>
 </file>
 
-<file path=customXml/itemProps3.xml><?xml version="1.0" encoding="utf-8"?>
-<ds:datastoreItem xmlns:ds="http://schemas.openxmlformats.org/officeDocument/2006/customXml" ds:itemID="{111B2D97-67AB-48AB-8906-5C3F3D2EA7BD}">
-  <ds:schemaRefs>
-    <ds:schemaRef ds:uri="http://schemas.microsoft.com/sharepoint/v3/contenttype/forms"/>
-  </ds:schemaRefs>
-</ds:datastoreItem>
+<file path=customXml/item4.xml><?xml version="1.0" encoding="utf-8"?>
+<?mso-contentType ?>
+<FormTemplates xmlns="http://schemas.microsoft.com/sharepoint/v3/contenttype/forms">
+  <Display>DocumentLibraryForm</Display>
+  <Edit>DocumentLibraryForm</Edit>
+  <New>DocumentLibraryForm</New>
+</FormTemplates>
 </file>
 
-<file path=customXml/itemProps4.xml><?xml version="1.0" encoding="utf-8"?>
+<file path=customXml/itemProps1.xml><?xml version="1.0" encoding="utf-8"?>
 <ds:datastoreItem xmlns:ds="http://schemas.openxmlformats.org/officeDocument/2006/customXml" ds:itemID="{D2F63B42-870A-4D96-A20A-7EA04A6B857B}">
   <ds:schemaRefs>
     <ds:schemaRef ds:uri="http://schemas.microsoft.com/office/2006/metadata/contentType"/>
@@ -6441,4 +6486,31 @@
     <ds:schemaRef ds:uri="http://schemas.microsoft.com/internal/obd"/>
   </ds:schemaRefs>
 </ds:datastoreItem>
+</file>
+
+<file path=customXml/itemProps2.xml><?xml version="1.0" encoding="utf-8"?>
+<ds:datastoreItem xmlns:ds="http://schemas.openxmlformats.org/officeDocument/2006/customXml" ds:itemID="{A2019CE5-75F5-4B97-B724-0EC6D712A1F6}">
+  <ds:schemaRefs>
+    <ds:schemaRef ds:uri="http://schemas.openxmlformats.org/officeDocument/2006/bibliography"/>
+  </ds:schemaRefs>
+</ds:datastoreItem>
+</file>
+
+<file path=customXml/itemProps3.xml><?xml version="1.0" encoding="utf-8"?>
+<ds:datastoreItem xmlns:ds="http://schemas.openxmlformats.org/officeDocument/2006/customXml" ds:itemID="{FB0ED61A-B168-4516-985B-83CA754F1BF1}">
+  <ds:schemaRefs>
+    <ds:schemaRef ds:uri="http://schemas.microsoft.com/office/2006/metadata/properties"/>
+    <ds:schemaRef ds:uri="http://schemas.microsoft.com/office/infopath/2007/PartnerControls"/>
+    <ds:schemaRef ds:uri="10d644ba-cf16-43e8-a31a-a6f565d9c224"/>
+    <ds:schemaRef ds:uri="9f27979c-cb1a-4f8c-bada-64f9d3ac4d94"/>
+  </ds:schemaRefs>
+</ds:datastoreItem>
+</file>
+
+<file path=customXml/itemProps4.xml><?xml version="1.0" encoding="utf-8"?>
+<ds:datastoreItem xmlns:ds="http://schemas.openxmlformats.org/officeDocument/2006/customXml" ds:itemID="{111B2D97-67AB-48AB-8906-5C3F3D2EA7BD}">
+  <ds:schemaRefs>
+    <ds:schemaRef ds:uri="http://schemas.microsoft.com/sharepoint/v3/contenttype/forms"/>
+  </ds:schemaRefs>
+</ds:datastoreItem>
 </file>